--- a/engine/scem_study/SCEM_Valuation_Study_07-09-2026_public.docx
+++ b/engine/scem_study/SCEM_Valuation_Study_07-09-2026_public.docx
@@ -72,7 +72,7 @@
           <w:color w:val="6E7B77"/>
           <w:sz w:val="22"/>
         </w:rPr>
-        <w:t>Egyptian Exchange · SCEM · Egyptian pounds · issued 4 September 2026, struck on the closing price of 2 September 2026</w:t>
+        <w:t>Egyptian Exchange · SCEM · Egyptian pounds · issued 7 September 2026, struck on the closing price of 2 September 2026</w:t>
       </w:r>
     </w:p>
     <w:p>

--- a/engine/scem_study/SCEM_Valuation_Study_07-09-2026_public.docx
+++ b/engine/scem_study/SCEM_Valuation_Study_07-09-2026_public.docx
@@ -174,7 +174,7 @@
                 <w:color w:val="1C3A36"/>
                 <w:sz w:val="19"/>
               </w:rPr>
-              <w:t>The cash-flow lens is the answer: EGP 116.93 a share against a market price of EGP 100.50, +16.3%. Flexing the operating margin down to the lowest the company has ever filed takes it to EGP 21.60, and the forecast opens above the best year it has filed, so essentially the whole of that range is downside. The other lenses are published beside it rather than averaged into it: replacement cost EGP 94.23, an enterprise multiple EGP 62.11, and a disclosed book floor of EGP 27.12.</w:t>
+              <w:t>The cash-flow lens is the answer: EGP 116.93 a share against a market price of EGP 100.50, +16.3%. Flexing the operating margin down to 8.0% takes it to EGP 21.60 — and that is not the lowest margin the company has filed but the lowest at which this remains a GOING CONCERN, because below it the terminal consumes cash for ever and would have to be valued as a liquidation rather than at a smaller number. The forecast opens above the best year the company has filed, so essentially the whole of that range is downside. The other lenses are published beside it rather than averaged into it: replacement cost EGP 94.23, an enterprise multiple EGP 62.11, and a disclosed book floor of EGP 27.12.</w:t>
             </w:r>
           </w:p>
         </w:tc>
@@ -6240,7 +6240,7 @@
           <w:color w:val="6E7B77"/>
           <w:sz w:val="17"/>
         </w:rPr>
-        <w:t>Table 8 — The lenses side by side. NOTHING IS WEIGHTED: the cash-flow read is the central and the others are cross-checks. Its bear corner flexes the operating margin down to the lowest the company has filed and holds the macro path still; its bull corner is the base case, because the forecast already opens above the best margin the company has ever filed and this driver has no upside left against its own record.</w:t>
+        <w:t>Table 8 — The lenses side by side. NOTHING IS WEIGHTED: the cash-flow read is the central and the others are cross-checks. Its bear corner flexes the operating margin down to 8.0% and holds the macro path still. THAT IS NOT THE LOWEST MARGIN THE COMPANY HAS FILED, which is 6.6%: at that margin terminal free cash flow on the disclosed twenty-year machinery life is negative, and a going concern consuming cash for ever is a liquidation rather than a lower valuation — so the bound published is the lowest margin at which the going-concern reading survives, and below it the disclosed book value is the floor. Its bull corner is the base case, because the forecast already opens above the best margin the company has ever filed and this driver has no upside left against its own record.</w:t>
       </w:r>
     </w:p>
     <w:p>

--- a/engine/scem_study/SCEM_Valuation_Study_07-09-2026_public.docx
+++ b/engine/scem_study/SCEM_Valuation_Study_07-09-2026_public.docx
@@ -174,7 +174,7 @@
                 <w:color w:val="1C3A36"/>
                 <w:sz w:val="19"/>
               </w:rPr>
-              <w:t>The cash-flow lens is the answer: EGP 116.93 a share against a market price of EGP 100.50, +16.3%. Flexing the operating margin down to 8.0% takes it to EGP 21.60 — and that is not the lowest margin the company has filed but the lowest at which this remains a GOING CONCERN, because below it the terminal consumes cash for ever and would have to be valued as a liquidation rather than at a smaller number. The forecast opens above the best year the company has filed, so essentially the whole of that range is downside. The other lenses are published beside it rather than averaged into it: replacement cost EGP 94.23, an enterprise multiple EGP 62.11, and a disclosed book floor of EGP 27.12.</w:t>
+              <w:t>The cash-flow lens is the answer: EGP 111.62 a share against a market price of EGP 100.50, +11.1%. Flexing the operating margin down to 8.7% takes it to EGP 22.36 — and that is not the lowest margin the company has filed but the lowest at which this remains a GOING CONCERN, because below it the terminal consumes cash for ever and would have to be valued as a liquidation rather than at a smaller number. The forecast opens above the best year the company has filed, so essentially the whole of that range is downside. The other lenses are published beside it rather than averaged into it: replacement cost EGP 94.23, an enterprise multiple EGP 62.11, and a disclosed book floor of EGP 27.12.</w:t>
             </w:r>
           </w:p>
         </w:tc>
@@ -357,7 +357,7 @@
                 <w:color w:val="1C3A36"/>
                 <w:sz w:val="18"/>
               </w:rPr>
-              <w:t>116.93</w:t>
+              <w:t>111.62</w:t>
             </w:r>
           </w:p>
         </w:tc>
@@ -393,7 +393,7 @@
                 <w:color w:val="1C3A36"/>
                 <w:sz w:val="18"/>
               </w:rPr>
-              <w:t>+16.3%</w:t>
+              <w:t>+11.1%</w:t>
             </w:r>
           </w:p>
         </w:tc>
@@ -411,7 +411,7 @@
                 <w:color w:val="1C3A36"/>
                 <w:sz w:val="18"/>
               </w:rPr>
-              <w:t>66.6%</w:t>
+              <w:t>64.5%</w:t>
             </w:r>
           </w:p>
         </w:tc>
@@ -725,7 +725,7 @@
                 <w:color w:val="1C3A36"/>
                 <w:sz w:val="18"/>
               </w:rPr>
-              <w:t>116.93</w:t>
+              <w:t>111.62</w:t>
             </w:r>
           </w:p>
         </w:tc>
@@ -765,7 +765,7 @@
                 <w:color w:val="1C3A36"/>
                 <w:sz w:val="18"/>
               </w:rPr>
-              <w:t>+16.3%</w:t>
+              <w:t>+11.1%</w:t>
             </w:r>
           </w:p>
         </w:tc>
@@ -822,7 +822,7 @@
                 <w:color w:val="1C3A36"/>
                 <w:sz w:val="18"/>
               </w:rPr>
-              <w:t>21.60 – 116.93</w:t>
+              <w:t>22.36 – 111.62</w:t>
             </w:r>
           </w:p>
         </w:tc>
@@ -858,7 +858,7 @@
                 <w:color w:val="1C3A36"/>
                 <w:sz w:val="18"/>
               </w:rPr>
-              <w:t>-78.5% to +16.3%</w:t>
+              <w:t>-77.7% to +11.1%</w:t>
             </w:r>
           </w:p>
         </w:tc>
@@ -3412,7 +3412,7 @@
                 <w:color w:val="1C3A36"/>
                 <w:sz w:val="18"/>
               </w:rPr>
-              <w:t>16,015</w:t>
+              <w:t>14,631</w:t>
             </w:r>
           </w:p>
         </w:tc>
@@ -3430,7 +3430,7 @@
                 <w:color w:val="1C3A36"/>
                 <w:sz w:val="18"/>
               </w:rPr>
-              <w:t>61.41</w:t>
+              <w:t>56.10</w:t>
             </w:r>
           </w:p>
         </w:tc>
@@ -3467,7 +3467,7 @@
                 <w:color w:val="1C3A36"/>
                 <w:sz w:val="18"/>
               </w:rPr>
-              <w:t>24,061</w:t>
+              <w:t>22,677</w:t>
             </w:r>
           </w:p>
         </w:tc>
@@ -3485,7 +3485,7 @@
                 <w:color w:val="1C3A36"/>
                 <w:sz w:val="18"/>
               </w:rPr>
-              <w:t>92.25</w:t>
+              <w:t>86.95</w:t>
             </w:r>
           </w:p>
         </w:tc>
@@ -3526,7 +3526,7 @@
                 <w:color w:val="1C3A36"/>
                 <w:sz w:val="18"/>
               </w:rPr>
-              <w:t>66.6%</w:t>
+              <w:t>64.5%</w:t>
             </w:r>
           </w:p>
         </w:tc>
@@ -3697,7 +3697,7 @@
                 <w:color w:val="1C3A36"/>
                 <w:sz w:val="18"/>
               </w:rPr>
-              <w:t>30,496</w:t>
+              <w:t>29,112</w:t>
             </w:r>
           </w:p>
         </w:tc>
@@ -3717,7 +3717,7 @@
                 <w:color w:val="1C3A36"/>
                 <w:sz w:val="18"/>
               </w:rPr>
-              <w:t>116.93</w:t>
+              <w:t>111.62</w:t>
             </w:r>
           </w:p>
         </w:tc>
@@ -3794,7 +3794,7 @@
           <w:color w:val="6E7B77"/>
           <w:sz w:val="17"/>
         </w:rPr>
-        <w:t>Table 3 — The bridge. Net cash is ADDED, because this company holds more cash than debt, and the minority is deducted from EQUITY value rather than from enterprise value, on the share of profit the subsidiaries actually earn. A reviewer proposed EGP 2,008 million instead, 8% of enterprise value; on that reading the shares are worth EGP 109.69 rather than EGP 116.93, and the reasoning behind the adopted figure is in the input register. Terminal value is 67% of enterprise value.</w:t>
+        <w:t>Table 3 — The bridge. Net cash is ADDED, because this company holds more cash than debt, and the minority is deducted from EQUITY value rather than from enterprise value, on the share of profit the subsidiaries actually earn. A reviewer proposed EGP 2,008 million instead, 9% of enterprise value; on that reading the shares are worth EGP 104.38 rather than EGP 111.62, and the reasoning behind the adopted figure is in the input register. Terminal value is 65% of enterprise value.</w:t>
       </w:r>
     </w:p>
     <w:p>
@@ -3884,7 +3884,7 @@
                 <w:color w:val="1C3A36"/>
                 <w:sz w:val="19"/>
               </w:rPr>
-              <w:t>Terminal return on capital of 19.9% sits BELOW the terminal cost of capital of 19.0%. Every extra point of perpetual growth must be bought with reinvestment that earns less than it costs, so raising terminal growth from 3% to 7% LOWERS fair value, from EGP 97.97 to EGP 116.93. That is not a modelling artefact; it is the correct reading of a mature plant in an oversupplied market. This company creates value by harvesting and distributing, not by growing.</w:t>
+              <w:t>Terminal return on capital of 19.9% sits BELOW the terminal cost of capital of 19.0%. Every extra point of perpetual growth must be bought with reinvestment that earns less than it costs, so raising terminal growth from 3% to 7% LOWERS fair value, from EGP 96.33 to EGP 111.62. That is not a modelling artefact; it is the correct reading of a mature plant in an oversupplied market. This company creates value by harvesting and distributing, not by growing.</w:t>
             </w:r>
           </w:p>
         </w:tc>
@@ -5503,7 +5503,7 @@
           <w:color w:val="1C3A36"/>
           <w:sz w:val="21"/>
         </w:rPr>
-        <w:t>The lenses do not agree, and the disagreement is PUBLISHED rather than smoothed. The cash-flow lens is the answer for this class of company, at EGP 116.93. The replacement-cost read, which asks only what the plant itself is worth, lands at EGP 94.23. The enterprise multiple lands at EGP 62.11 and is the weakest of them, because the Egyptian listed peer set is two names and neither publishes an EBITDA series this study could measure a multiple from. Book value is a disclosed floor at EGP 27.12 and is never weighted into anything. The market price of EGP 100.50 sits between the multiple and the cash-flow answer.</w:t>
+        <w:t>The lenses do not agree, and the disagreement is PUBLISHED rather than smoothed. The cash-flow lens is the answer for this class of company, at EGP 111.62. The replacement-cost read, which asks only what the plant itself is worth, lands at EGP 94.23. The enterprise multiple lands at EGP 62.11 and is the weakest of them, because the Egyptian listed peer set is two names and neither publishes an EBITDA series this study could measure a multiple from. Book value is a disclosed floor at EGP 27.12 and is never weighted into anything. The market price of EGP 100.50 sits between the multiple and the cash-flow answer.</w:t>
       </w:r>
     </w:p>
     <w:p>
@@ -5517,7 +5517,7 @@
           <w:color w:val="1C3A36"/>
           <w:sz w:val="21"/>
         </w:rPr>
-        <w:t>An earlier edition averaged four reads at typed weights and published the average. That blend would read EGP 92.92 here. It is retired: weights that were chosen, written down and inherited are free parameters that have never cleared an out-of-sample test, and a number produced by averaging several methods is not more robust than the best of them — it is a new method, importing every weakness of the weakest lens at whatever weight somebody typed. A normalised-earnings read (EGP 70.48) carried 23% of that blend and is dropped entirely: on a single-asset plant whose margin is an output of how hard the kilns run, there is no mid-cycle earnings level the cash-flow lens does not already carry.</w:t>
+        <w:t>An earlier edition averaged four reads at typed weights and published the average. That blend would read EGP 90.37 here. It is retired: weights that were chosen, written down and inherited are free parameters that have never cleared an out-of-sample test, and a number produced by averaging several methods is not more robust than the best of them — it is a new method, importing every weakness of the weakest lens at whatever weight somebody typed. A normalised-earnings read (EGP 70.48) carried 23% of that blend and is dropped entirely: on a single-asset plant whose margin is an output of how hard the kilns run, there is no mid-cycle earnings level the cash-flow lens does not already carry.</w:t>
       </w:r>
     </w:p>
     <w:tbl>
@@ -5702,7 +5702,7 @@
                 <w:color w:val="1C3A36"/>
                 <w:sz w:val="18"/>
               </w:rPr>
-              <w:t>21.60</w:t>
+              <w:t>22.36</w:t>
             </w:r>
           </w:p>
         </w:tc>
@@ -5722,7 +5722,7 @@
                 <w:color w:val="1C3A36"/>
                 <w:sz w:val="18"/>
               </w:rPr>
-              <w:t>116.93</w:t>
+              <w:t>111.62</w:t>
             </w:r>
           </w:p>
         </w:tc>
@@ -5742,7 +5742,7 @@
                 <w:color w:val="1C3A36"/>
                 <w:sz w:val="18"/>
               </w:rPr>
-              <w:t>116.93</w:t>
+              <w:t>111.62</w:t>
             </w:r>
           </w:p>
         </w:tc>
@@ -6164,7 +6164,7 @@
                 <w:color w:val="1C3A36"/>
                 <w:sz w:val="18"/>
               </w:rPr>
-              <w:t>92.92</w:t>
+              <w:t>90.37</w:t>
             </w:r>
           </w:p>
         </w:tc>
@@ -6240,7 +6240,7 @@
           <w:color w:val="6E7B77"/>
           <w:sz w:val="17"/>
         </w:rPr>
-        <w:t>Table 8 — The lenses side by side. NOTHING IS WEIGHTED: the cash-flow read is the central and the others are cross-checks. Its bear corner flexes the operating margin down to 8.0% and holds the macro path still. THAT IS NOT THE LOWEST MARGIN THE COMPANY HAS FILED, which is 6.6%: at that margin terminal free cash flow on the disclosed twenty-year machinery life is negative, and a going concern consuming cash for ever is a liquidation rather than a lower valuation — so the bound published is the lowest margin at which the going-concern reading survives, and below it the disclosed book value is the floor. Its bull corner is the base case, because the forecast already opens above the best margin the company has ever filed and this driver has no upside left against its own record.</w:t>
+        <w:t>Table 8 — The lenses side by side. NOTHING IS WEIGHTED: the cash-flow read is the central and the others are cross-checks. Its bear corner flexes the operating margin down to 8.7% and holds the macro path still. THAT IS NOT THE LOWEST MARGIN THE COMPANY HAS FILED, which is 6.6%: at that margin terminal free cash flow on the disclosed twenty-year machinery life is negative, and a going concern consuming cash for ever is a liquidation rather than a lower valuation — so the bound published is the lowest margin at which the going-concern reading survives, and below it the disclosed book value is the floor. Its bull corner is the base case, because the forecast already opens above the best margin the company has ever filed and this driver has no upside left against its own record.</w:t>
       </w:r>
     </w:p>
     <w:p>
@@ -10095,7 +10095,7 @@
                 <w:color w:val="1C3A36"/>
                 <w:sz w:val="18"/>
               </w:rPr>
-              <w:t>144.36</w:t>
+              <w:t>136.83</w:t>
             </w:r>
           </w:p>
         </w:tc>
@@ -10113,7 +10113,7 @@
                 <w:color w:val="1C3A36"/>
                 <w:sz w:val="18"/>
               </w:rPr>
-              <w:t>128.90</w:t>
+              <w:t>122.63</w:t>
             </w:r>
           </w:p>
         </w:tc>
@@ -10131,7 +10131,7 @@
                 <w:color w:val="1C3A36"/>
                 <w:sz w:val="18"/>
               </w:rPr>
-              <w:t>126.46</w:t>
+              <w:t>120.38</w:t>
             </w:r>
           </w:p>
         </w:tc>
@@ -10149,7 +10149,7 @@
                 <w:color w:val="1C3A36"/>
                 <w:sz w:val="18"/>
               </w:rPr>
-              <w:t>116.93</w:t>
+              <w:t>111.62</w:t>
             </w:r>
           </w:p>
         </w:tc>
@@ -10167,7 +10167,7 @@
                 <w:color w:val="1C3A36"/>
                 <w:sz w:val="18"/>
               </w:rPr>
-              <w:t>103.33</w:t>
+              <w:t>99.10</w:t>
             </w:r>
           </w:p>
         </w:tc>
@@ -10438,7 +10438,7 @@
                 <w:color w:val="1C3A36"/>
                 <w:sz w:val="18"/>
               </w:rPr>
-              <w:t>100.39</w:t>
+              <w:t>98.69</w:t>
             </w:r>
           </w:p>
         </w:tc>
@@ -10456,7 +10456,7 @@
                 <w:color w:val="1C3A36"/>
                 <w:sz w:val="18"/>
               </w:rPr>
-              <w:t>104.32</w:t>
+              <w:t>101.87</w:t>
             </w:r>
           </w:p>
         </w:tc>
@@ -10474,7 +10474,7 @@
                 <w:color w:val="1C3A36"/>
                 <w:sz w:val="18"/>
               </w:rPr>
-              <w:t>108.81</w:t>
+              <w:t>105.50</w:t>
             </w:r>
           </w:p>
         </w:tc>
@@ -10492,7 +10492,7 @@
                 <w:color w:val="1C3A36"/>
                 <w:sz w:val="18"/>
               </w:rPr>
-              <w:t>114.00</w:t>
+              <w:t>109.69</w:t>
             </w:r>
           </w:p>
         </w:tc>
@@ -10510,7 +10510,7 @@
                 <w:color w:val="1C3A36"/>
                 <w:sz w:val="18"/>
               </w:rPr>
-              <w:t>120.08</w:t>
+              <w:t>114.57</w:t>
             </w:r>
           </w:p>
         </w:tc>
@@ -10547,7 +10547,7 @@
                 <w:color w:val="1C3A36"/>
                 <w:sz w:val="18"/>
               </w:rPr>
-              <w:t>99.17</w:t>
+              <w:t>97.50</w:t>
             </w:r>
           </w:p>
         </w:tc>
@@ -10565,7 +10565,7 @@
                 <w:color w:val="1C3A36"/>
                 <w:sz w:val="18"/>
               </w:rPr>
-              <w:t>103.01</w:t>
+              <w:t>100.61</w:t>
             </w:r>
           </w:p>
         </w:tc>
@@ -10583,7 +10583,7 @@
                 <w:color w:val="1C3A36"/>
                 <w:sz w:val="18"/>
               </w:rPr>
-              <w:t>107.42</w:t>
+              <w:t>104.18</w:t>
             </w:r>
           </w:p>
         </w:tc>
@@ -10601,7 +10601,7 @@
                 <w:color w:val="1C3A36"/>
                 <w:sz w:val="18"/>
               </w:rPr>
-              <w:t>112.52</w:t>
+              <w:t>108.28</w:t>
             </w:r>
           </w:p>
         </w:tc>
@@ -10619,7 +10619,7 @@
                 <w:color w:val="1C3A36"/>
                 <w:sz w:val="18"/>
               </w:rPr>
-              <w:t>118.48</w:t>
+              <w:t>113.08</w:t>
             </w:r>
           </w:p>
         </w:tc>
@@ -10656,7 +10656,7 @@
                 <w:color w:val="1C3A36"/>
                 <w:sz w:val="18"/>
               </w:rPr>
-              <w:t>97.97</w:t>
+              <w:t>96.33</w:t>
             </w:r>
           </w:p>
         </w:tc>
@@ -10674,7 +10674,7 @@
                 <w:color w:val="1C3A36"/>
                 <w:sz w:val="18"/>
               </w:rPr>
-              <w:t>101.75</w:t>
+              <w:t>99.39</w:t>
             </w:r>
           </w:p>
         </w:tc>
@@ -10692,7 +10692,7 @@
                 <w:color w:val="1C3A36"/>
                 <w:sz w:val="18"/>
               </w:rPr>
-              <w:t>106.07</w:t>
+              <w:t>102.89</w:t>
             </w:r>
           </w:p>
         </w:tc>
@@ -10710,7 +10710,7 @@
                 <w:color w:val="1C3A36"/>
                 <w:sz w:val="18"/>
               </w:rPr>
-              <w:t>111.08</w:t>
+              <w:t>106.92</w:t>
             </w:r>
           </w:p>
         </w:tc>
@@ -10728,7 +10728,7 @@
                 <w:color w:val="1C3A36"/>
                 <w:sz w:val="18"/>
               </w:rPr>
-              <w:t>116.93</w:t>
+              <w:t>111.62</w:t>
             </w:r>
           </w:p>
         </w:tc>
@@ -10765,7 +10765,7 @@
                 <w:color w:val="1C3A36"/>
                 <w:sz w:val="18"/>
               </w:rPr>
-              <w:t>96.80</w:t>
+              <w:t>95.19</w:t>
             </w:r>
           </w:p>
         </w:tc>
@@ -10783,7 +10783,7 @@
                 <w:color w:val="1C3A36"/>
                 <w:sz w:val="18"/>
               </w:rPr>
-              <w:t>100.51</w:t>
+              <w:t>98.20</w:t>
             </w:r>
           </w:p>
         </w:tc>
@@ -10801,7 +10801,7 @@
                 <w:color w:val="1C3A36"/>
                 <w:sz w:val="18"/>
               </w:rPr>
-              <w:t>104.76</w:t>
+              <w:t>101.63</w:t>
             </w:r>
           </w:p>
         </w:tc>
@@ -10819,7 +10819,7 @@
                 <w:color w:val="1C3A36"/>
                 <w:sz w:val="18"/>
               </w:rPr>
-              <w:t>109.67</w:t>
+              <w:t>105.59</w:t>
             </w:r>
           </w:p>
         </w:tc>
@@ -10837,7 +10837,7 @@
                 <w:color w:val="1C3A36"/>
                 <w:sz w:val="18"/>
               </w:rPr>
-              <w:t>115.41</w:t>
+              <w:t>110.20</w:t>
             </w:r>
           </w:p>
         </w:tc>
@@ -10874,7 +10874,7 @@
                 <w:color w:val="1C3A36"/>
                 <w:sz w:val="18"/>
               </w:rPr>
-              <w:t>95.67</w:t>
+              <w:t>94.08</w:t>
             </w:r>
           </w:p>
         </w:tc>
@@ -10892,7 +10892,7 @@
                 <w:color w:val="1C3A36"/>
                 <w:sz w:val="18"/>
               </w:rPr>
-              <w:t>99.30</w:t>
+              <w:t>97.03</w:t>
             </w:r>
           </w:p>
         </w:tc>
@@ -10910,7 +10910,7 @@
                 <w:color w:val="1C3A36"/>
                 <w:sz w:val="18"/>
               </w:rPr>
-              <w:t>103.47</w:t>
+              <w:t>100.40</w:t>
             </w:r>
           </w:p>
         </w:tc>
@@ -10928,7 +10928,7 @@
                 <w:color w:val="1C3A36"/>
                 <w:sz w:val="18"/>
               </w:rPr>
-              <w:t>108.29</w:t>
+              <w:t>104.29</w:t>
             </w:r>
           </w:p>
         </w:tc>
@@ -10946,7 +10946,7 @@
                 <w:color w:val="1C3A36"/>
                 <w:sz w:val="18"/>
               </w:rPr>
-              <w:t>113.93</w:t>
+              <w:t>108.82</w:t>
             </w:r>
           </w:p>
         </w:tc>
@@ -11149,7 +11149,7 @@
                 <w:color w:val="1C3A36"/>
                 <w:sz w:val="18"/>
               </w:rPr>
-              <w:t>111.18</w:t>
+              <w:t>105.87</w:t>
             </w:r>
           </w:p>
         </w:tc>
@@ -11167,7 +11167,7 @@
                 <w:color w:val="1C3A36"/>
                 <w:sz w:val="18"/>
               </w:rPr>
-              <w:t>114.05</w:t>
+              <w:t>108.75</w:t>
             </w:r>
           </w:p>
         </w:tc>
@@ -11185,7 +11185,7 @@
                 <w:color w:val="1C3A36"/>
                 <w:sz w:val="18"/>
               </w:rPr>
-              <w:t>116.93</w:t>
+              <w:t>111.62</w:t>
             </w:r>
           </w:p>
         </w:tc>
@@ -11203,7 +11203,7 @@
                 <w:color w:val="1C3A36"/>
                 <w:sz w:val="18"/>
               </w:rPr>
-              <w:t>119.80</w:t>
+              <w:t>114.50</w:t>
             </w:r>
           </w:p>
         </w:tc>
@@ -11221,7 +11221,7 @@
                 <w:color w:val="1C3A36"/>
                 <w:sz w:val="18"/>
               </w:rPr>
-              <w:t>122.68</w:t>
+              <w:t>117.37</w:t>
             </w:r>
           </w:p>
         </w:tc>
@@ -11424,7 +11424,7 @@
                 <w:color w:val="1C3A36"/>
                 <w:sz w:val="18"/>
               </w:rPr>
-              <w:t>104.48</w:t>
+              <w:t>99.70</w:t>
             </w:r>
           </w:p>
         </w:tc>
@@ -11442,7 +11442,7 @@
                 <w:color w:val="1C3A36"/>
                 <w:sz w:val="18"/>
               </w:rPr>
-              <w:t>110.70</w:t>
+              <w:t>105.66</w:t>
             </w:r>
           </w:p>
         </w:tc>
@@ -11460,7 +11460,7 @@
                 <w:color w:val="1C3A36"/>
                 <w:sz w:val="18"/>
               </w:rPr>
-              <w:t>116.93</w:t>
+              <w:t>111.62</w:t>
             </w:r>
           </w:p>
         </w:tc>
@@ -11478,7 +11478,7 @@
                 <w:color w:val="1C3A36"/>
                 <w:sz w:val="18"/>
               </w:rPr>
-              <w:t>123.15</w:t>
+              <w:t>117.58</w:t>
             </w:r>
           </w:p>
         </w:tc>
@@ -11496,7 +11496,7 @@
                 <w:color w:val="1C3A36"/>
                 <w:sz w:val="18"/>
               </w:rPr>
-              <w:t>129.38</w:t>
+              <w:t>123.55</w:t>
             </w:r>
           </w:p>
         </w:tc>
@@ -12439,7 +12439,7 @@
                 <w:color w:val="1C3A36"/>
                 <w:sz w:val="18"/>
               </w:rPr>
-              <w:t>116.93</w:t>
+              <w:t>111.62</w:t>
             </w:r>
           </w:p>
         </w:tc>
@@ -12457,7 +12457,7 @@
                 <w:color w:val="1C3A36"/>
                 <w:sz w:val="18"/>
               </w:rPr>
-              <w:t>+16.3%</w:t>
+              <w:t>+11.1%</w:t>
             </w:r>
           </w:p>
         </w:tc>
@@ -13205,7 +13205,7 @@
                 <w:color w:val="1C3A36"/>
                 <w:sz w:val="18"/>
               </w:rPr>
-              <w:t>94.23 – 116.93</w:t>
+              <w:t>94.23 – 111.62</w:t>
             </w:r>
           </w:p>
         </w:tc>
@@ -13260,7 +13260,7 @@
                 <w:color w:val="1C3A36"/>
                 <w:sz w:val="18"/>
               </w:rPr>
-              <w:t>over 116.93</w:t>
+              <w:t>over 111.62</w:t>
             </w:r>
           </w:p>
         </w:tc>
@@ -13363,14 +13363,14 @@
           <w:color w:val="1C3A36"/>
           <w:sz w:val="21"/>
         </w:rPr>
-        <w:t xml:space="preserve">The equity roll does not close, and it is carried rather than plugged. </w:t>
+        <w:t xml:space="preserve">The equity roll closes, and the earlier edition's gap was a sourcing error rather than a distribution. </w:t>
       </w:r>
       <w:r>
         <w:rPr>
           <w:color w:val="1C3A36"/>
           <w:sz w:val="21"/>
         </w:rPr>
-        <w:t>Rolling FY2024 equity forward by FY2025 profit with no distribution gives EGP 7,060 million against the filed EGP 6,020 million. The EGP 1,039 million difference is consistent with a distribution the statements do not itemise. It is left open rather than closed on an assumption, and it bears on the cash the valuation adds back.</w:t>
+        <w:t>Rolling FY2024 equity forward by FY2025 profit with no distribution gives EGP 6,020.34 million against the filed EGP 6,020.34 million — the two agree to the pound. Earlier editions of this study showed a gap here and read it as a distribution the statements do not itemise, because the FY2024 totals they carried came from trade press relaying the filing rather than from the filing itself; on the audited figures there is nothing left to explain. Nothing in the valuation turns on it either way, since the cash the valuation adds back is read off the reviewed balance sheet directly.</w:t>
       </w:r>
     </w:p>
     <w:p>
@@ -16432,7 +16432,7 @@
                 <w:color w:val="1C3A36"/>
                 <w:sz w:val="16"/>
               </w:rPr>
-              <w:t>1,703</w:t>
+              <w:t>-614</w:t>
             </w:r>
           </w:p>
         </w:tc>
@@ -16450,7 +16450,7 @@
                 <w:color w:val="1C3A36"/>
                 <w:sz w:val="16"/>
               </w:rPr>
-              <w:t>4,775</w:t>
+              <w:t>3,736</w:t>
             </w:r>
           </w:p>
         </w:tc>
@@ -16595,7 +16595,7 @@
                 <w:color w:val="1C3A36"/>
                 <w:sz w:val="16"/>
               </w:rPr>
-              <w:t>6.53</w:t>
+              <w:t>-2.35</w:t>
             </w:r>
           </w:p>
         </w:tc>
@@ -16613,7 +16613,7 @@
                 <w:color w:val="1C3A36"/>
                 <w:sz w:val="16"/>
               </w:rPr>
-              <w:t>18.31</w:t>
+              <w:t>14.32</w:t>
             </w:r>
           </w:p>
         </w:tc>
@@ -16743,7 +16743,7 @@
           <w:color w:val="6E7B77"/>
           <w:sz w:val="17"/>
         </w:rPr>
-        <w:t>Table A2 — Balance sheet. FY2024 is the disclosed column: total assets of EGP 6,385.9 million less total liabilities of EGP 1,610.9 million closes to equity of EGP 4,775.1 million exactly. FY2025 equity is rolled forward and does not reconcile to the reported figure; see section 7.</w:t>
+        <w:t>Table A2 — Balance sheet. FY2024 is the disclosed column, taken from the audited statements for that year: total assets of EGP 5,695.6 million less total liabilities of EGP 1,959.8 million closes to equity of EGP 3,735.8 million exactly, and that equity is FY2023's EGP -614.0 million plus the year's profit of EGP 3,072.4 million plus the EGP 1,277.5 million paid in under the capital increase. FY2023 equity is negative because losses had exhausted it before that increase.</w:t>
       </w:r>
     </w:p>
     <w:p>
@@ -18758,7 +18758,7 @@
           <w:color w:val="1C3A36"/>
           <w:sz w:val="21"/>
         </w:rPr>
-        <w:t>Starts from the balance sheet. Net cash of EGP 6.6bn is 25% of the market capitalisation and 21% of fair equity value. Terminal return on capital of 19.9% sits below the 19.0% cost of capital, so growth destroys value and the right policy is to harvest and distribute.</w:t>
+        <w:t>Starts from the balance sheet. Net cash of EGP 6.6bn is 25% of the market capitalisation and 23% of fair equity value. Terminal return on capital of 19.9% sits below the 19.0% cost of capital, so growth destroys value and the right policy is to harvest and distribute.</w:t>
       </w:r>
     </w:p>
     <w:p>
